--- a/contents/battle-workbook/secuops-easy-w03.docx
+++ b/contents/battle-workbook/secuops-easy-w03.docx
@@ -148,22 +148,7 @@
           <w:rFonts w:ascii="맑은 고딕" w:hAnsi="맑은 고딕" w:eastAsia="맑은 고딕"/>
           <w:sz w:val="21"/>
         </w:rPr>
-        <w:t xml:space="preserve">▸ 공격자 위치(중요): Red 는 </w:t>
-      </w:r>
-      <w:r>
-        <w:rPr>
-          <w:rFonts w:ascii="맑은 고딕" w:hAnsi="맑은 고딕" w:eastAsia="맑은 고딕"/>
-          <w:b/>
-          <w:sz w:val="21"/>
-        </w:rPr>
-        <w:t>망 외부 공격자(attacker-ext)</w:t>
-      </w:r>
-      <w:r>
-        <w:rPr>
-          <w:rFonts w:ascii="맑은 고딕" w:hAnsi="맑은 고딕" w:eastAsia="맑은 고딕"/>
-          <w:sz w:val="21"/>
-        </w:rPr>
-        <w:t xml:space="preserve"> 기준. 외부 명령 로그는 수집</w:t>
+        <w:t>▸ 공격자 위치(중요)</w:t>
       </w:r>
       <w:r>
         <w:br/>
@@ -173,7 +158,82 @@
           <w:rFonts w:ascii="맑은 고딕" w:hAnsi="맑은 고딕" w:eastAsia="맑은 고딕"/>
           <w:sz w:val="21"/>
         </w:rPr>
-        <w:t>불가 → Red 채점은 대상 웹 방어층(ModSecurity/Suricata)·SIEM 에 남은 탐지 흔적으로 한다.</w:t>
+        <w:t xml:space="preserve">이 주차의 Red 미션은 </w:t>
+      </w:r>
+      <w:r>
+        <w:rPr>
+          <w:rFonts w:ascii="맑은 고딕" w:hAnsi="맑은 고딕" w:eastAsia="맑은 고딕"/>
+          <w:b/>
+          <w:sz w:val="21"/>
+        </w:rPr>
+        <w:t>망 외부 공격자 VM(192.168.0.202)</w:t>
+      </w:r>
+      <w:r>
+        <w:rPr>
+          <w:rFonts w:ascii="맑은 고딕" w:hAnsi="맑은 고딕" w:eastAsia="맑은 고딕"/>
+          <w:sz w:val="21"/>
+        </w:rPr>
+        <w:t xml:space="preserve"> 기준이다. el34 는 공격자의 출처 IP를</w:t>
+      </w:r>
+      <w:r>
+        <w:br/>
+      </w:r>
+      <w:r>
+        <w:rPr>
+          <w:rFonts w:ascii="맑은 고딕" w:hAnsi="맑은 고딕" w:eastAsia="맑은 고딕"/>
+          <w:sz w:val="21"/>
+        </w:rPr>
+        <w:t>fw→ips→web(WAF) 전 계층에 그대로 보존하므로(HAProxy 제거·NAT 출처소실 없음), Red 채점은 **대상</w:t>
+      </w:r>
+      <w:r>
+        <w:br/>
+      </w:r>
+      <w:r>
+        <w:rPr>
+          <w:rFonts w:ascii="맑은 고딕" w:hAnsi="맑은 고딕" w:eastAsia="맑은 고딕"/>
+          <w:sz w:val="21"/>
+        </w:rPr>
+        <w:t>(el34) 인프라에 남은 탐지 흔적</w:t>
+      </w:r>
+      <w:r>
+        <w:rPr>
+          <w:rFonts w:ascii="맑은 고딕" w:hAnsi="맑은 고딕" w:eastAsia="맑은 고딕"/>
+          <w:b/>
+          <w:sz w:val="21"/>
+        </w:rPr>
+        <w:t xml:space="preserve">(WAF audit / IPS / 호스트 계정·포트)과 </w:t>
+      </w:r>
+      <w:r>
+        <w:rPr>
+          <w:rFonts w:ascii="맑은 고딕" w:hAnsi="맑은 고딕" w:eastAsia="맑은 고딕"/>
+          <w:sz w:val="21"/>
+        </w:rPr>
+        <w:t>출처 IP(192.168.0.202)·</w:t>
+      </w:r>
+      <w:r>
+        <w:br/>
+      </w:r>
+      <w:r>
+        <w:rPr>
+          <w:rFonts w:ascii="맑은 고딕" w:hAnsi="맑은 고딕" w:eastAsia="맑은 고딕"/>
+          <w:sz w:val="21"/>
+        </w:rPr>
+        <w:t>고유 태그 상관</w:t>
+      </w:r>
+      <w:r>
+        <w:rPr>
+          <w:rFonts w:ascii="맑은 고딕" w:hAnsi="맑은 고딕" w:eastAsia="맑은 고딕"/>
+          <w:b/>
+          <w:sz w:val="21"/>
+        </w:rPr>
+        <w:t xml:space="preserve">으로 한다. 반드시 </w:t>
+      </w:r>
+      <w:r>
+        <w:rPr>
+          <w:rFonts w:ascii="맑은 고딕" w:hAnsi="맑은 고딕" w:eastAsia="맑은 고딕"/>
+          <w:sz w:val="21"/>
+        </w:rPr>
+        <w:t>고유 태그**를 붙여 앰비언트 노이즈와 구분되게 한다.</w:t>
       </w:r>
     </w:p>
     <w:p>
@@ -245,7 +305,7 @@
           <w:rFonts w:ascii="맑은 고딕" w:hAnsi="맑은 고딕" w:eastAsia="맑은 고딕"/>
           <w:sz w:val="21"/>
         </w:rPr>
-        <w:t>망 외부 공격자(attacker-ext)로 대상의 공개 웹앱(예: DVWA 8080 / JuiceShop 3000)을 식별하고</w:t>
+        <w:t>망 외부 공격자(외부 공격자 VM 192.168.0.202)로 대상의 공개 웹앱(예: DVWA 8080 / JuiceShop 3000)을 식별하고</w:t>
       </w:r>
       <w:r>
         <w:br/>
@@ -280,7 +340,7 @@
           <w:rFonts w:ascii="Consolas" w:hAnsi="Consolas"/>
           <w:sz w:val="19"/>
         </w:rPr>
-        <w:t>whatweb http://&lt;대상_공개IP&gt;:8080  ;  curl -s "http://&lt;대상_공개IP&gt;:8080/vulnerabilities/sqli/?id=1&amp;Submit=Submit"</w:t>
+        <w:t>whatweb http://192.168.0.161:8080  ;  curl -s "http://192.168.0.161:8080/vulnerabilities/sqli/?id=1&amp;Submit=Submit"</w:t>
       </w:r>
     </w:p>
     <w:p>
@@ -388,7 +448,7 @@
           <w:b/>
           <w:sz w:val="22"/>
         </w:rPr>
-        <w:t>▶ 실행 결과 화면 (스크린샷 붙여넣기)</w:t>
+        <w:t>▶ 실행 결과 (출력/스크린샷)</w:t>
       </w:r>
     </w:p>
     <w:tbl>
@@ -422,7 +482,7 @@
                 <w:color w:val="AAAAAA"/>
                 <w:sz w:val="18"/>
               </w:rPr>
-              <w:t>여기에 결과 스크린샷을 붙여넣으세요 (커서를 두고 Ctrl+V)</w:t>
+              <w:t>여기에 결과 출력을 적거나 스크린샷을 붙여넣으세요 (커서를 두고 Ctrl+V)</w:t>
             </w:r>
           </w:p>
         </w:tc>
@@ -553,7 +613,7 @@
           <w:rFonts w:ascii="Consolas" w:hAnsi="Consolas"/>
           <w:sz w:val="19"/>
         </w:rPr>
-        <w:t>curl -s "http://&lt;대상_공개IP&gt;:8080/vulnerabilities/sqli/?id=1' UNION SELECT user,password FROM users-- -&amp;Submit=Submit" \</w:t>
+        <w:t>curl -s "http://192.168.0.161:8080/vulnerabilities/sqli/?id=1' UNION SELECT user,password FROM users-- -&amp;Submit=Submit" \</w:t>
         <w:br/>
         <w:t xml:space="preserve">     --cookie "security=low; PHPSESSID=test"</w:t>
       </w:r>
@@ -688,7 +748,7 @@
           <w:b/>
           <w:sz w:val="22"/>
         </w:rPr>
-        <w:t>▶ 실행 결과 화면 (스크린샷 붙여넣기)</w:t>
+        <w:t>▶ 실행 결과 (출력/스크린샷)</w:t>
       </w:r>
     </w:p>
     <w:tbl>
@@ -722,7 +782,7 @@
                 <w:color w:val="AAAAAA"/>
                 <w:sz w:val="18"/>
               </w:rPr>
-              <w:t>여기에 결과 스크린샷을 붙여넣으세요 (커서를 두고 Ctrl+V)</w:t>
+              <w:t>여기에 결과 출력을 적거나 스크린샷을 붙여넣으세요 (커서를 두고 Ctrl+V)</w:t>
             </w:r>
           </w:p>
         </w:tc>
@@ -899,7 +959,7 @@
           <w:b/>
           <w:sz w:val="22"/>
         </w:rPr>
-        <w:t>▶ 실행 결과 화면 (스크린샷 붙여넣기)</w:t>
+        <w:t>▶ 실행 결과 (출력/스크린샷)</w:t>
       </w:r>
     </w:p>
     <w:tbl>
@@ -933,7 +993,7 @@
                 <w:color w:val="AAAAAA"/>
                 <w:sz w:val="18"/>
               </w:rPr>
-              <w:t>여기에 결과 스크린샷을 붙여넣으세요 (커서를 두고 Ctrl+V)</w:t>
+              <w:t>여기에 결과 출력을 적거나 스크린샷을 붙여넣으세요 (커서를 두고 Ctrl+V)</w:t>
             </w:r>
           </w:p>
         </w:tc>
@@ -1350,7 +1410,7 @@
           <w:b/>
           <w:sz w:val="22"/>
         </w:rPr>
-        <w:t>▶ 실행 결과 화면 (스크린샷 붙여넣기)</w:t>
+        <w:t>▶ 실행 결과 (출력/스크린샷)</w:t>
       </w:r>
     </w:p>
     <w:tbl>
@@ -1384,7 +1444,7 @@
                 <w:color w:val="AAAAAA"/>
                 <w:sz w:val="18"/>
               </w:rPr>
-              <w:t>여기에 결과 스크린샷을 붙여넣으세요 (커서를 두고 Ctrl+V)</w:t>
+              <w:t>여기에 결과 출력을 적거나 스크린샷을 붙여넣으세요 (커서를 두고 Ctrl+V)</w:t>
             </w:r>
           </w:p>
         </w:tc>
@@ -1598,7 +1658,7 @@
           <w:b/>
           <w:sz w:val="22"/>
         </w:rPr>
-        <w:t>▶ 실행 결과 화면 (스크린샷 붙여넣기)</w:t>
+        <w:t>▶ 실행 결과 (출력/스크린샷)</w:t>
       </w:r>
     </w:p>
     <w:tbl>
@@ -1632,7 +1692,7 @@
                 <w:color w:val="AAAAAA"/>
                 <w:sz w:val="18"/>
               </w:rPr>
-              <w:t>여기에 결과 스크린샷을 붙여넣으세요 (커서를 두고 Ctrl+V)</w:t>
+              <w:t>여기에 결과 출력을 적거나 스크린샷을 붙여넣으세요 (커서를 두고 Ctrl+V)</w:t>
             </w:r>
           </w:p>
         </w:tc>
@@ -1799,7 +1859,7 @@
           <w:b/>
           <w:sz w:val="22"/>
         </w:rPr>
-        <w:t>▶ 실행 결과 화면 (스크린샷 붙여넣기)</w:t>
+        <w:t>▶ 실행 결과 (출력/스크린샷)</w:t>
       </w:r>
     </w:p>
     <w:tbl>
@@ -1833,7 +1893,7 @@
                 <w:color w:val="AAAAAA"/>
                 <w:sz w:val="18"/>
               </w:rPr>
-              <w:t>여기에 결과 스크린샷을 붙여넣으세요 (커서를 두고 Ctrl+V)</w:t>
+              <w:t>여기에 결과 출력을 적거나 스크린샷을 붙여넣으세요 (커서를 두고 Ctrl+V)</w:t>
             </w:r>
           </w:p>
         </w:tc>
